--- a/examples/example-output.docx
+++ b/examples/example-output.docx
@@ -444,6 +444,14 @@
         <w:jc w:val="center"/>
         <w:tblLayout w:type="autofit"/>
         <w:tblLook w:firstColumn="1" w:firstRow="1" w:lastColumn="0" w:lastRow="0" w:noHBand="0" w:noVBand="1" w:val="04A0"/>
+        <w:tblBorders>
+          <w:top w:val="single" w:sz="4" w:space="0" w:color="000000"/>
+          <w:left w:val="single" w:sz="4" w:space="0" w:color="000000"/>
+          <w:bottom w:val="single" w:sz="4" w:space="0" w:color="000000"/>
+          <w:right w:val="single" w:sz="4" w:space="0" w:color="000000"/>
+          <w:insideH w:val="single" w:sz="4" w:space="0" w:color="000000"/>
+          <w:insideV w:val="single" w:sz="4" w:space="0" w:color="000000"/>
+        </w:tblBorders>
         <w:tblLayout w:type="autofit"/>
       </w:tblPr>
       <w:tblGrid>
